--- a/Laporan Project.docx
+++ b/Laporan Project.docx
@@ -322,25 +322,7 @@
           <w:sz w:val="24"/>
           <w:szCs w:val="24"/>
         </w:rPr>
-        <w:t xml:space="preserve">Fahmi Bima Yudhistira </w:t>
-      </w:r>
-      <w:r>
-        <w:rPr>
-          <w:b/>
-          <w:bCs/>
-          <w:sz w:val="24"/>
-          <w:szCs w:val="24"/>
-        </w:rPr>
-        <w:t>2</w:t>
-      </w:r>
-      <w:r>
-        <w:rPr>
-          <w:b/>
-          <w:bCs/>
-          <w:sz w:val="24"/>
-          <w:szCs w:val="24"/>
-        </w:rPr>
-        <w:t>5032014011</w:t>
+        <w:t>Fahmi Bima Yudhistira 25032014011</w:t>
       </w:r>
     </w:p>
     <w:p>
@@ -386,16 +368,7 @@
           <w:sz w:val="24"/>
           <w:szCs w:val="24"/>
         </w:rPr>
-        <w:t>Mata Kuliah</w:t>
-      </w:r>
-      <w:r>
-        <w:rPr>
-          <w:b/>
-          <w:bCs/>
-          <w:sz w:val="24"/>
-          <w:szCs w:val="24"/>
-        </w:rPr>
-        <w:t xml:space="preserve">: </w:t>
+        <w:t xml:space="preserve">Mata Kuliah: </w:t>
       </w:r>
       <w:proofErr w:type="spellStart"/>
       <w:r>
@@ -486,16 +459,7 @@
           <w:sz w:val="24"/>
           <w:szCs w:val="24"/>
         </w:rPr>
-        <w:t xml:space="preserve">: </w:t>
-      </w:r>
-      <w:r>
-        <w:rPr>
-          <w:b/>
-          <w:bCs/>
-          <w:sz w:val="24"/>
-          <w:szCs w:val="24"/>
-        </w:rPr>
-        <w:t xml:space="preserve">Dr. Widi </w:t>
+        <w:t xml:space="preserve">: Dr. Widi </w:t>
       </w:r>
       <w:proofErr w:type="spellStart"/>
       <w:r>
@@ -535,25 +499,7 @@
           <w:sz w:val="24"/>
           <w:szCs w:val="24"/>
         </w:rPr>
-        <w:t>Program Studi</w:t>
-      </w:r>
-      <w:r>
-        <w:rPr>
-          <w:b/>
-          <w:bCs/>
-          <w:sz w:val="24"/>
-          <w:szCs w:val="24"/>
-        </w:rPr>
-        <w:t xml:space="preserve">: </w:t>
-      </w:r>
-      <w:r>
-        <w:rPr>
-          <w:b/>
-          <w:bCs/>
-          <w:sz w:val="24"/>
-          <w:szCs w:val="24"/>
-        </w:rPr>
-        <w:t xml:space="preserve">S1 </w:t>
+        <w:t xml:space="preserve">Program Studi: S1 </w:t>
       </w:r>
       <w:proofErr w:type="spellStart"/>
       <w:r>
@@ -624,25 +570,7 @@
           <w:sz w:val="24"/>
           <w:szCs w:val="24"/>
         </w:rPr>
-        <w:t xml:space="preserve"> Akademik</w:t>
-      </w:r>
-      <w:r>
-        <w:rPr>
-          <w:b/>
-          <w:bCs/>
-          <w:sz w:val="24"/>
-          <w:szCs w:val="24"/>
-        </w:rPr>
-        <w:t xml:space="preserve">: </w:t>
-      </w:r>
-      <w:r>
-        <w:rPr>
-          <w:b/>
-          <w:bCs/>
-          <w:sz w:val="24"/>
-          <w:szCs w:val="24"/>
-        </w:rPr>
-        <w:t>2025/2026</w:t>
+        <w:t xml:space="preserve"> Akademik: 2025/2026</w:t>
       </w:r>
     </w:p>
     <w:p>
@@ -673,25 +601,7 @@
           <w:sz w:val="24"/>
           <w:szCs w:val="24"/>
         </w:rPr>
-        <w:t xml:space="preserve"> Proyek</w:t>
-      </w:r>
-      <w:r>
-        <w:rPr>
-          <w:b/>
-          <w:bCs/>
-          <w:sz w:val="24"/>
-          <w:szCs w:val="24"/>
-        </w:rPr>
-        <w:t xml:space="preserve">: </w:t>
-      </w:r>
-      <w:r>
-        <w:rPr>
-          <w:b/>
-          <w:bCs/>
-          <w:sz w:val="24"/>
-          <w:szCs w:val="24"/>
-        </w:rPr>
-        <w:t>Digital Logic Design</w:t>
+        <w:t xml:space="preserve"> Proyek: Digital Logic Design</w:t>
       </w:r>
     </w:p>
     <w:p>
@@ -731,16 +641,7 @@
           <w:sz w:val="24"/>
           <w:szCs w:val="24"/>
         </w:rPr>
-        <w:t xml:space="preserve">: </w:t>
-      </w:r>
-      <w:r>
-        <w:rPr>
-          <w:b/>
-          <w:bCs/>
-          <w:sz w:val="24"/>
-          <w:szCs w:val="24"/>
-        </w:rPr>
-        <w:t xml:space="preserve">Embedded system </w:t>
+        <w:t xml:space="preserve">: Embedded system </w:t>
       </w:r>
       <w:proofErr w:type="spellStart"/>
       <w:r>
@@ -1963,10 +1864,10 @@
         <w:tblLook w:val="04A0" w:firstRow="1" w:lastRow="0" w:firstColumn="1" w:lastColumn="0" w:noHBand="0" w:noVBand="1"/>
       </w:tblPr>
       <w:tblGrid>
-        <w:gridCol w:w="1058"/>
-        <w:gridCol w:w="2299"/>
-        <w:gridCol w:w="4494"/>
-        <w:gridCol w:w="1682"/>
+        <w:gridCol w:w="1059"/>
+        <w:gridCol w:w="2301"/>
+        <w:gridCol w:w="4498"/>
+        <w:gridCol w:w="1675"/>
       </w:tblGrid>
       <w:tr>
         <w:trPr>
@@ -2153,7 +2054,7 @@
               <w:rPr>
                 <w:sz w:val="20"/>
               </w:rPr>
-              <w:t>Diisi setelah simulasi</w:t>
+              <w:t xml:space="preserve">          PASS</w:t>
             </w:r>
           </w:p>
         </w:tc>
@@ -2234,11 +2135,14 @@
             <w:vAlign w:val="center"/>
           </w:tcPr>
           <w:p>
+            <w:pPr>
+              <w:jc w:val="center"/>
+            </w:pPr>
             <w:r>
               <w:rPr>
                 <w:sz w:val="20"/>
               </w:rPr>
-              <w:t>Diisi setelah simulasi</w:t>
+              <w:t>PASS</w:t>
             </w:r>
           </w:p>
         </w:tc>
@@ -2319,11 +2223,14 @@
             <w:vAlign w:val="center"/>
           </w:tcPr>
           <w:p>
+            <w:pPr>
+              <w:jc w:val="center"/>
+            </w:pPr>
             <w:r>
               <w:rPr>
                 <w:sz w:val="20"/>
               </w:rPr>
-              <w:t>Diisi setelah simulasi</w:t>
+              <w:t>PASS</w:t>
             </w:r>
           </w:p>
         </w:tc>
@@ -2404,11 +2311,14 @@
             <w:vAlign w:val="center"/>
           </w:tcPr>
           <w:p>
+            <w:pPr>
+              <w:jc w:val="center"/>
+            </w:pPr>
             <w:r>
               <w:rPr>
                 <w:sz w:val="20"/>
               </w:rPr>
-              <w:t>Diisi setelah simulasi</w:t>
+              <w:t>PASS</w:t>
             </w:r>
           </w:p>
         </w:tc>
@@ -2489,11 +2399,14 @@
             <w:vAlign w:val="center"/>
           </w:tcPr>
           <w:p>
+            <w:pPr>
+              <w:jc w:val="center"/>
+            </w:pPr>
             <w:r>
               <w:rPr>
                 <w:sz w:val="20"/>
               </w:rPr>
-              <w:t>Diisi setelah simulasi</w:t>
+              <w:t>PASS</w:t>
             </w:r>
           </w:p>
         </w:tc>
@@ -2558,7 +2471,33 @@
               <w:rPr>
                 <w:sz w:val="20"/>
               </w:rPr>
-              <w:t>Display kembali ke 00:00:00 dan EN menjadi 0.</w:t>
+              <w:t xml:space="preserve">Display kembali ke 00:00:00 dan EN </w:t>
+            </w:r>
+            <w:proofErr w:type="spellStart"/>
+            <w:r>
+              <w:rPr>
+                <w:sz w:val="20"/>
+              </w:rPr>
+              <w:t>menjadi</w:t>
+            </w:r>
+            <w:proofErr w:type="spellEnd"/>
+            <w:r>
+              <w:rPr>
+                <w:sz w:val="20"/>
+              </w:rPr>
+              <w:t xml:space="preserve"> </w:t>
+            </w:r>
+            <w:r>
+              <w:rPr>
+                <w:sz w:val="20"/>
+              </w:rPr>
+              <w:t>1</w:t>
+            </w:r>
+            <w:r>
+              <w:rPr>
+                <w:sz w:val="20"/>
+              </w:rPr>
+              <w:t>.</w:t>
             </w:r>
           </w:p>
         </w:tc>
@@ -2574,11 +2513,14 @@
             <w:vAlign w:val="center"/>
           </w:tcPr>
           <w:p>
+            <w:pPr>
+              <w:jc w:val="center"/>
+            </w:pPr>
             <w:r>
               <w:rPr>
                 <w:sz w:val="20"/>
               </w:rPr>
-              <w:t>Diisi setelah simulasi</w:t>
+              <w:t>PASS</w:t>
             </w:r>
           </w:p>
         </w:tc>
@@ -2659,11 +2601,14 @@
             <w:vAlign w:val="center"/>
           </w:tcPr>
           <w:p>
+            <w:pPr>
+              <w:jc w:val="center"/>
+            </w:pPr>
             <w:r>
               <w:rPr>
                 <w:sz w:val="20"/>
               </w:rPr>
-              <w:t>Diisi setelah simulasi</w:t>
+              <w:t>PASS</w:t>
             </w:r>
           </w:p>
         </w:tc>
@@ -2744,11 +2689,14 @@
             <w:vAlign w:val="center"/>
           </w:tcPr>
           <w:p>
+            <w:pPr>
+              <w:jc w:val="center"/>
+            </w:pPr>
             <w:r>
               <w:rPr>
                 <w:sz w:val="20"/>
               </w:rPr>
-              <w:t>Diisi setelah simulasi</w:t>
+              <w:t>PASS</w:t>
             </w:r>
           </w:p>
         </w:tc>
@@ -3069,14 +3017,7 @@
         <w:rPr>
           <w:rFonts w:ascii="Times New Roman" w:eastAsia="Times New Roman" w:hAnsi="Times New Roman"/>
         </w:rPr>
-        <w:lastRenderedPageBreak/>
-        <w:t>8</w:t>
-      </w:r>
-      <w:r>
-        <w:rPr>
-          <w:rFonts w:ascii="Times New Roman" w:eastAsia="Times New Roman" w:hAnsi="Times New Roman"/>
-        </w:rPr>
-        <w:t>. Kesimpulan</w:t>
+        <w:t>8. Kesimpulan</w:t>
       </w:r>
     </w:p>
     <w:p>
@@ -3120,6 +3061,7 @@
         <w:rPr>
           <w:rFonts w:ascii="Times New Roman" w:eastAsia="Times New Roman" w:hAnsi="Times New Roman"/>
         </w:rPr>
+        <w:lastRenderedPageBreak/>
         <w:t>10. Referensi</w:t>
       </w:r>
     </w:p>
@@ -4070,6 +4012,7 @@
   <w:style w:type="character" w:default="1" w:styleId="DefaultParagraphFont">
     <w:name w:val="Default Paragraph Font"/>
     <w:uiPriority w:val="1"/>
+    <w:semiHidden/>
     <w:unhideWhenUsed/>
   </w:style>
   <w:style w:type="table" w:default="1" w:styleId="TableNormal">
